--- a/notas.docx
+++ b/notas.docx
@@ -616,18 +616,190 @@
       <w:proofErr w:type="spellEnd"/>
       <w:proofErr w:type="gramEnd"/>
     </w:p>
+    <w:p/>
+    <w:p>
+      <w:pPr>
+        <w:pStyle w:val="Prrafodelista"/>
+        <w:numPr>
+          <w:ilvl w:val="0"/>
+          <w:numId w:val="2"/>
+        </w:numPr>
+      </w:pPr>
+      <w:r>
+        <w:t>Entidades: son esos entes que serán iguales en diferentes aplicaciones de nuestra institución</w:t>
+      </w:r>
+    </w:p>
     <w:p>
       <w:pPr>
         <w:pStyle w:val="Prrafodelista"/>
         <w:numPr>
           <w:ilvl w:val="1"/>
-          <w:numId w:val="1"/>
-        </w:numPr>
-      </w:pPr>
+          <w:numId w:val="2"/>
+        </w:numPr>
+      </w:pPr>
+      <w:r>
+        <w:t xml:space="preserve">Ejemplo: Clientes, Productos y </w:t>
+      </w:r>
+      <w:proofErr w:type="spellStart"/>
+      <w:r>
+        <w:t>Peliculas</w:t>
+      </w:r>
+      <w:proofErr w:type="spellEnd"/>
+    </w:p>
+    <w:p>
+      <w:pPr>
+        <w:pStyle w:val="Prrafodelista"/>
+        <w:numPr>
+          <w:ilvl w:val="0"/>
+          <w:numId w:val="2"/>
+        </w:numPr>
+      </w:pPr>
+      <w:proofErr w:type="spellStart"/>
+      <w:r>
+        <w:t>Datasources</w:t>
+      </w:r>
+      <w:proofErr w:type="spellEnd"/>
+      <w:r>
+        <w:t>: es la fuente de datos. Nos da igual de donde tomamos la información</w:t>
+      </w:r>
+    </w:p>
+    <w:p>
+      <w:pPr>
+        <w:pStyle w:val="Prrafodelista"/>
+        <w:numPr>
+          <w:ilvl w:val="1"/>
+          <w:numId w:val="2"/>
+        </w:numPr>
+      </w:pPr>
+      <w:r>
+        <w:t xml:space="preserve">Abstractos: </w:t>
+      </w:r>
+      <w:r>
+        <w:t>Las reglas de negocio que todas las implementaciones deben de seguir</w:t>
+      </w:r>
       <w:r>
         <w:t xml:space="preserve"> </w:t>
       </w:r>
     </w:p>
+    <w:p>
+      <w:pPr>
+        <w:pStyle w:val="Prrafodelista"/>
+        <w:numPr>
+          <w:ilvl w:val="1"/>
+          <w:numId w:val="2"/>
+        </w:numPr>
+      </w:pPr>
+      <w:r>
+        <w:t>Implementaciones: es el código que llama a nuestro API</w:t>
+      </w:r>
+    </w:p>
+    <w:p>
+      <w:pPr>
+        <w:pStyle w:val="Prrafodelista"/>
+        <w:numPr>
+          <w:ilvl w:val="0"/>
+          <w:numId w:val="2"/>
+        </w:numPr>
+      </w:pPr>
+      <w:r>
+        <w:t>Repositorios: llaman los orígenes de datos. Deben ser flexibles para poder cambiarlos en cualquier momento sin afectar nuestra aplicación</w:t>
+      </w:r>
+    </w:p>
+    <w:p>
+      <w:pPr>
+        <w:pStyle w:val="Prrafodelista"/>
+        <w:numPr>
+          <w:ilvl w:val="1"/>
+          <w:numId w:val="2"/>
+        </w:numPr>
+      </w:pPr>
+      <w:r>
+        <w:t>Abstractos</w:t>
+      </w:r>
+      <w:r>
+        <w:t xml:space="preserve">: </w:t>
+      </w:r>
+    </w:p>
+    <w:p>
+      <w:pPr>
+        <w:pStyle w:val="Prrafodelista"/>
+        <w:numPr>
+          <w:ilvl w:val="1"/>
+          <w:numId w:val="2"/>
+        </w:numPr>
+      </w:pPr>
+      <w:r>
+        <w:t xml:space="preserve">Implementaciones: la clase instanciada en la cual usualmente estos repositorios reciben como argumento uno o varios </w:t>
+      </w:r>
+      <w:proofErr w:type="spellStart"/>
+      <w:r>
+        <w:t>datasources</w:t>
+      </w:r>
+      <w:proofErr w:type="spellEnd"/>
+      <w:r>
+        <w:t xml:space="preserve"> y </w:t>
+      </w:r>
+      <w:proofErr w:type="spellStart"/>
+      <w:r>
+        <w:t>cone</w:t>
+      </w:r>
+      <w:proofErr w:type="spellEnd"/>
+      <w:r>
+        <w:t xml:space="preserve"> so se trabaja</w:t>
+      </w:r>
+    </w:p>
+    <w:p>
+      <w:pPr>
+        <w:pStyle w:val="Prrafodelista"/>
+        <w:numPr>
+          <w:ilvl w:val="0"/>
+          <w:numId w:val="2"/>
+        </w:numPr>
+      </w:pPr>
+      <w:r>
+        <w:t>Gestor de estado: sirve de puente entre nuestros casos de uso</w:t>
+      </w:r>
+    </w:p>
+    <w:p/>
+    <w:p>
+      <w:r>
+        <w:t>Resumen:</w:t>
+      </w:r>
+    </w:p>
+    <w:p>
+      <w:r>
+        <w:t xml:space="preserve">Las entidades son </w:t>
+      </w:r>
+      <w:proofErr w:type="spellStart"/>
+      <w:r>
+        <w:t>atomicas</w:t>
+      </w:r>
+      <w:proofErr w:type="spellEnd"/>
+    </w:p>
+    <w:p>
+      <w:r>
+        <w:t xml:space="preserve">Los repositorios llaman a una abstracción del </w:t>
+      </w:r>
+      <w:proofErr w:type="spellStart"/>
+      <w:r>
+        <w:t>Datasource</w:t>
+      </w:r>
+      <w:proofErr w:type="spellEnd"/>
+    </w:p>
+    <w:p>
+      <w:r>
+        <w:t xml:space="preserve">Las implementaciones de los </w:t>
+      </w:r>
+      <w:proofErr w:type="spellStart"/>
+      <w:r>
+        <w:t>Datasources</w:t>
+      </w:r>
+      <w:proofErr w:type="spellEnd"/>
+      <w:r>
+        <w:t xml:space="preserve"> son los que hacen realmente el trabajo</w:t>
+      </w:r>
+    </w:p>
+    <w:p/>
     <w:sectPr>
       <w:pgSz w:w="12240" w:h="15840"/>
       <w:pgMar w:top="1417" w:right="1701" w:bottom="1417" w:left="1701" w:header="708" w:footer="708" w:gutter="0"/>
@@ -752,8 +924,123 @@
       </w:rPr>
     </w:lvl>
   </w:abstractNum>
+  <w:abstractNum w:abstractNumId="1" w15:restartNumberingAfterBreak="0">
+    <w:nsid w:val="59B951C3"/>
+    <w:multiLevelType w:val="hybridMultilevel"/>
+    <w:tmpl w:val="FEAE0E2A"/>
+    <w:lvl w:ilvl="0" w:tplc="F88A7D3C">
+      <w:numFmt w:val="bullet"/>
+      <w:lvlText w:val="-"/>
+      <w:lvlJc w:val="left"/>
+      <w:pPr>
+        <w:ind w:left="720" w:hanging="360"/>
+      </w:pPr>
+      <w:rPr>
+        <w:rFonts w:ascii="Aptos" w:eastAsiaTheme="minorHAnsi" w:hAnsi="Aptos" w:cstheme="minorBidi" w:hint="default"/>
+      </w:rPr>
+    </w:lvl>
+    <w:lvl w:ilvl="1" w:tplc="200A0003">
+      <w:start w:val="1"/>
+      <w:numFmt w:val="bullet"/>
+      <w:lvlText w:val="o"/>
+      <w:lvlJc w:val="left"/>
+      <w:pPr>
+        <w:ind w:left="1440" w:hanging="360"/>
+      </w:pPr>
+      <w:rPr>
+        <w:rFonts w:ascii="Courier New" w:hAnsi="Courier New" w:cs="Courier New" w:hint="default"/>
+      </w:rPr>
+    </w:lvl>
+    <w:lvl w:ilvl="2" w:tplc="200A0005" w:tentative="1">
+      <w:start w:val="1"/>
+      <w:numFmt w:val="bullet"/>
+      <w:lvlText w:val=""/>
+      <w:lvlJc w:val="left"/>
+      <w:pPr>
+        <w:ind w:left="2160" w:hanging="360"/>
+      </w:pPr>
+      <w:rPr>
+        <w:rFonts w:ascii="Wingdings" w:hAnsi="Wingdings" w:hint="default"/>
+      </w:rPr>
+    </w:lvl>
+    <w:lvl w:ilvl="3" w:tplc="200A0001" w:tentative="1">
+      <w:start w:val="1"/>
+      <w:numFmt w:val="bullet"/>
+      <w:lvlText w:val=""/>
+      <w:lvlJc w:val="left"/>
+      <w:pPr>
+        <w:ind w:left="2880" w:hanging="360"/>
+      </w:pPr>
+      <w:rPr>
+        <w:rFonts w:ascii="Symbol" w:hAnsi="Symbol" w:hint="default"/>
+      </w:rPr>
+    </w:lvl>
+    <w:lvl w:ilvl="4" w:tplc="200A0003" w:tentative="1">
+      <w:start w:val="1"/>
+      <w:numFmt w:val="bullet"/>
+      <w:lvlText w:val="o"/>
+      <w:lvlJc w:val="left"/>
+      <w:pPr>
+        <w:ind w:left="3600" w:hanging="360"/>
+      </w:pPr>
+      <w:rPr>
+        <w:rFonts w:ascii="Courier New" w:hAnsi="Courier New" w:cs="Courier New" w:hint="default"/>
+      </w:rPr>
+    </w:lvl>
+    <w:lvl w:ilvl="5" w:tplc="200A0005" w:tentative="1">
+      <w:start w:val="1"/>
+      <w:numFmt w:val="bullet"/>
+      <w:lvlText w:val=""/>
+      <w:lvlJc w:val="left"/>
+      <w:pPr>
+        <w:ind w:left="4320" w:hanging="360"/>
+      </w:pPr>
+      <w:rPr>
+        <w:rFonts w:ascii="Wingdings" w:hAnsi="Wingdings" w:hint="default"/>
+      </w:rPr>
+    </w:lvl>
+    <w:lvl w:ilvl="6" w:tplc="200A0001" w:tentative="1">
+      <w:start w:val="1"/>
+      <w:numFmt w:val="bullet"/>
+      <w:lvlText w:val=""/>
+      <w:lvlJc w:val="left"/>
+      <w:pPr>
+        <w:ind w:left="5040" w:hanging="360"/>
+      </w:pPr>
+      <w:rPr>
+        <w:rFonts w:ascii="Symbol" w:hAnsi="Symbol" w:hint="default"/>
+      </w:rPr>
+    </w:lvl>
+    <w:lvl w:ilvl="7" w:tplc="200A0003" w:tentative="1">
+      <w:start w:val="1"/>
+      <w:numFmt w:val="bullet"/>
+      <w:lvlText w:val="o"/>
+      <w:lvlJc w:val="left"/>
+      <w:pPr>
+        <w:ind w:left="5760" w:hanging="360"/>
+      </w:pPr>
+      <w:rPr>
+        <w:rFonts w:ascii="Courier New" w:hAnsi="Courier New" w:cs="Courier New" w:hint="default"/>
+      </w:rPr>
+    </w:lvl>
+    <w:lvl w:ilvl="8" w:tplc="200A0005" w:tentative="1">
+      <w:start w:val="1"/>
+      <w:numFmt w:val="bullet"/>
+      <w:lvlText w:val=""/>
+      <w:lvlJc w:val="left"/>
+      <w:pPr>
+        <w:ind w:left="6480" w:hanging="360"/>
+      </w:pPr>
+      <w:rPr>
+        <w:rFonts w:ascii="Wingdings" w:hAnsi="Wingdings" w:hint="default"/>
+      </w:rPr>
+    </w:lvl>
+  </w:abstractNum>
   <w:num w:numId="1" w16cid:durableId="1142163435">
     <w:abstractNumId w:val="0"/>
+  </w:num>
+  <w:num w:numId="2" w16cid:durableId="293413432">
+    <w:abstractNumId w:val="1"/>
   </w:num>
 </w:numbering>
 </file>
